--- a/trunk/docs/NanoPoreSeq_rapport_FR.docx
+++ b/trunk/docs/NanoPoreSeq_rapport_FR.docx
@@ -1191,7 +1191,7 @@
           <w:sz w:val="17"/>
           <w:szCs w:val="17"/>
         </w:rPr>
-        <w:t xml:space="preserve">└── docs/                                     guides et rapports (FR, EN)</w:t>
+        <w:t xml:space="preserve">└── docs/                                     guides et rapports (FR, EN ; .docx et .pdf)</w:t>
       </w:r>
     </w:p>
     <w:p>

--- a/trunk/docs/NanoPoreSeq_rapport_FR.docx
+++ b/trunk/docs/NanoPoreSeq_rapport_FR.docx
@@ -15242,6 +15242,140 @@
                 <w:sz w:val="17"/>
                 <w:szCs w:val="17"/>
               </w:rPr>
+              <w:t xml:space="preserve">rapidcns2_gui_en.py, prepare_usb_en.sh (env.sh)</w:t>
+            </w:r>
+          </w:p>
+        </w:tc>
+        <w:tc>
+          <w:tcPr>
+            <w:tcW w:type="dxa" w:w="2700"/>
+            <w:tcBorders>
+              <w:top w:val="single" w:color="BFBFBF" w:sz="4"/>
+              <w:left w:val="single" w:color="BFBFBF" w:sz="4"/>
+              <w:bottom w:val="single" w:color="BFBFBF" w:sz="4"/>
+              <w:right w:val="single" w:color="BFBFBF" w:sz="4"/>
+            </w:tcBorders>
+            <w:tcMar>
+              <w:top w:type="dxa" w:w="60"/>
+              <w:left w:type="dxa" w:w="100"/>
+              <w:bottom w:type="dxa" w:w="60"/>
+              <w:right w:type="dxa" w:w="100"/>
+            </w:tcMar>
+          </w:tcPr>
+          <w:p>
+            <w:pPr>
+              <w:spacing w:after="0" w:line="252"/>
+            </w:pPr>
+            <w:r>
+              <w:rPr>
+                <w:rFonts w:ascii="Arial" w:cs="Arial" w:eastAsia="Arial" w:hAnsi="Arial"/>
+                <w:b w:val="false"/>
+                <w:bCs w:val="false"/>
+                <w:sz w:val="17"/>
+                <w:szCs w:val="17"/>
+              </w:rPr>
+              <w:t xml:space="preserve">Avec Nextflow 26.04 (syntaxe stricte par défaut), Rapid-CNS2_nf 3.0 ne démarre plus : « Config parsing failed », import dans nextflow.config, instructions hors du workflow dans main.nf (10 erreurs).</w:t>
+            </w:r>
+          </w:p>
+        </w:tc>
+        <w:tc>
+          <w:tcPr>
+            <w:tcW w:type="dxa" w:w="2600"/>
+            <w:tcBorders>
+              <w:top w:val="single" w:color="BFBFBF" w:sz="4"/>
+              <w:left w:val="single" w:color="BFBFBF" w:sz="4"/>
+              <w:bottom w:val="single" w:color="BFBFBF" w:sz="4"/>
+              <w:right w:val="single" w:color="BFBFBF" w:sz="4"/>
+            </w:tcBorders>
+            <w:tcMar>
+              <w:top w:type="dxa" w:w="60"/>
+              <w:left w:type="dxa" w:w="100"/>
+              <w:bottom w:type="dxa" w:w="60"/>
+              <w:right w:type="dxa" w:w="100"/>
+            </w:tcMar>
+          </w:tcPr>
+          <w:p>
+            <w:pPr>
+              <w:spacing w:after="0" w:line="252"/>
+            </w:pPr>
+            <w:r>
+              <w:rPr>
+                <w:rFonts w:ascii="Arial" w:cs="Arial" w:eastAsia="Arial" w:hAnsi="Arial"/>
+                <w:b w:val="false"/>
+                <w:bCs w:val="false"/>
+                <w:sz w:val="17"/>
+                <w:szCs w:val="17"/>
+              </w:rPr>
+              <w:t xml:space="preserve">NXF_SYNTAX_PARSER=v1 réglé par l'interface et par env.sh, sauf valeur déjà fixée ; le pipeline n'est pas modifié.</w:t>
+            </w:r>
+          </w:p>
+        </w:tc>
+        <w:tc>
+          <w:tcPr>
+            <w:tcW w:type="dxa" w:w="2038"/>
+            <w:tcBorders>
+              <w:top w:val="single" w:color="BFBFBF" w:sz="4"/>
+              <w:left w:val="single" w:color="BFBFBF" w:sz="4"/>
+              <w:bottom w:val="single" w:color="BFBFBF" w:sz="4"/>
+              <w:right w:val="single" w:color="BFBFBF" w:sz="4"/>
+            </w:tcBorders>
+            <w:tcMar>
+              <w:top w:type="dxa" w:w="60"/>
+              <w:left w:type="dxa" w:w="100"/>
+              <w:bottom w:type="dxa" w:w="60"/>
+              <w:right w:type="dxa" w:w="100"/>
+            </w:tcMar>
+          </w:tcPr>
+          <w:p>
+            <w:pPr>
+              <w:spacing w:after="0" w:line="252"/>
+            </w:pPr>
+            <w:r>
+              <w:rPr>
+                <w:rFonts w:ascii="Arial" w:cs="Arial" w:eastAsia="Arial" w:hAnsi="Arial"/>
+                <w:b w:val="false"/>
+                <w:bCs w:val="false"/>
+                <w:sz w:val="17"/>
+                <w:szCs w:val="17"/>
+              </w:rPr>
+              <w:t xml:space="preserve">Erreur reproduite avec Nextflow 26.04.6 ; pipeline démarré avec v1.</w:t>
+            </w:r>
+          </w:p>
+        </w:tc>
+      </w:tr>
+      <w:tr>
+        <w:trPr>
+          <w:cantSplit/>
+        </w:trPr>
+        <w:tc>
+          <w:tcPr>
+            <w:tcW w:type="dxa" w:w="2300"/>
+            <w:tcBorders>
+              <w:top w:val="single" w:color="BFBFBF" w:sz="4"/>
+              <w:left w:val="single" w:color="BFBFBF" w:sz="4"/>
+              <w:bottom w:val="single" w:color="BFBFBF" w:sz="4"/>
+              <w:right w:val="single" w:color="BFBFBF" w:sz="4"/>
+            </w:tcBorders>
+            <w:shd w:fill="F5F7FA" w:color="auto" w:val="clear"/>
+            <w:tcMar>
+              <w:top w:type="dxa" w:w="60"/>
+              <w:left w:type="dxa" w:w="100"/>
+              <w:bottom w:type="dxa" w:w="60"/>
+              <w:right w:type="dxa" w:w="100"/>
+            </w:tcMar>
+          </w:tcPr>
+          <w:p>
+            <w:pPr>
+              <w:spacing w:after="0" w:line="252"/>
+            </w:pPr>
+            <w:r>
+              <w:rPr>
+                <w:rFonts w:ascii="Consolas" w:cs="Consolas" w:eastAsia="Consolas" w:hAnsi="Consolas"/>
+                <w:b w:val="false"/>
+                <w:bCs w:val="false"/>
+                <w:sz w:val="17"/>
+                <w:szCs w:val="17"/>
+              </w:rPr>
               <w:t xml:space="preserve">build_cohort.py, run_full_mnp_classification.sh</w:t>
             </w:r>
           </w:p>
@@ -15255,6 +15389,7 @@
               <w:bottom w:val="single" w:color="BFBFBF" w:sz="4"/>
               <w:right w:val="single" w:color="BFBFBF" w:sz="4"/>
             </w:tcBorders>
+            <w:shd w:fill="F5F7FA" w:color="auto" w:val="clear"/>
             <w:tcMar>
               <w:top w:type="dxa" w:w="60"/>
               <w:left w:type="dxa" w:w="100"/>
@@ -15287,6 +15422,7 @@
               <w:bottom w:val="single" w:color="BFBFBF" w:sz="4"/>
               <w:right w:val="single" w:color="BFBFBF" w:sz="4"/>
             </w:tcBorders>
+            <w:shd w:fill="F5F7FA" w:color="auto" w:val="clear"/>
             <w:tcMar>
               <w:top w:type="dxa" w:w="60"/>
               <w:left w:type="dxa" w:w="100"/>
@@ -15319,6 +15455,7 @@
               <w:bottom w:val="single" w:color="BFBFBF" w:sz="4"/>
               <w:right w:val="single" w:color="BFBFBF" w:sz="4"/>
             </w:tcBorders>
+            <w:shd w:fill="F5F7FA" w:color="auto" w:val="clear"/>
             <w:tcMar>
               <w:top w:type="dxa" w:w="60"/>
               <w:left w:type="dxa" w:w="100"/>
@@ -17975,6 +18112,24 @@
           <w:szCs w:val="20"/>
         </w:rPr>
         <w:t xml:space="preserve">La profondeur aux points chauds reste modeste (~17–35×) : la VAF mesurée varie d'un échantillon à l'autre (0,12 observé pour IDH1 avec 17 reads, attendu 0,40). C'est du bruit d'échantillonnage ; augmenter --ontarget-depth si une VAF stable est nécessaire.</w:t>
+      </w:r>
+    </w:p>
+    <w:p>
+      <w:pPr>
+        <w:pStyle w:val="ListParagraph"/>
+        <w:numPr>
+          <w:ilvl w:val="0"/>
+          <w:numId w:val="7"/>
+        </w:numPr>
+        <w:spacing w:after="80" w:line="276"/>
+      </w:pPr>
+      <w:r>
+        <w:rPr>
+          <w:rFonts w:ascii="Arial" w:cs="Arial" w:eastAsia="Arial" w:hAnsi="Arial"/>
+          <w:sz w:val="20"/>
+          <w:szCs w:val="20"/>
+        </w:rPr>
+        <w:t xml:space="preserve">Le contournement NXF_SYNTAX_PARSER=v1 dépend de l'ancien analyseur de Nextflow, appelé à disparaître : Rapid-CNS2_nf devra être migré vers la syntaxe stricte (en amont), ou Nextflow fixé à une version qui garde v1 (NXF_VER).</w:t>
       </w:r>
     </w:p>
     <w:p>

--- a/trunk/docs/NanoPoreSeq_rapport_FR.docx
+++ b/trunk/docs/NanoPoreSeq_rapport_FR.docx
@@ -15376,6 +15376,142 @@
                 <w:sz w:val="17"/>
                 <w:szCs w:val="17"/>
               </w:rPr>
+              <w:t xml:space="preserve">rapidcns2_gui_en.py</w:t>
+            </w:r>
+          </w:p>
+        </w:tc>
+        <w:tc>
+          <w:tcPr>
+            <w:tcW w:type="dxa" w:w="2700"/>
+            <w:tcBorders>
+              <w:top w:val="single" w:color="BFBFBF" w:sz="4"/>
+              <w:left w:val="single" w:color="BFBFBF" w:sz="4"/>
+              <w:bottom w:val="single" w:color="BFBFBF" w:sz="4"/>
+              <w:right w:val="single" w:color="BFBFBF" w:sz="4"/>
+            </w:tcBorders>
+            <w:shd w:fill="F5F7FA" w:color="auto" w:val="clear"/>
+            <w:tcMar>
+              <w:top w:type="dxa" w:w="60"/>
+              <w:left w:type="dxa" w:w="100"/>
+              <w:bottom w:type="dxa" w:w="60"/>
+              <w:right w:type="dxa" w:w="100"/>
+            </w:tcMar>
+          </w:tcPr>
+          <w:p>
+            <w:pPr>
+              <w:spacing w:after="0" w:line="252"/>
+            </w:pPr>
+            <w:r>
+              <w:rPr>
+                <w:rFonts w:ascii="Arial" w:cs="Arial" w:eastAsia="Arial" w:hAnsi="Arial"/>
+                <w:b w:val="false"/>
+                <w:bCs w:val="false"/>
+                <w:sz w:val="17"/>
+                <w:szCs w:val="17"/>
+              </w:rPr>
+              <w:t xml:space="preserve">Hors clé USB, --containerBindPaths n'était pas passé : AnnotSV puis ANNOVAR, lancés dans Docker, ne voyaient pas leurs dossiers (chemins transmis comme du texte, donc non montés). Run arrêté à annotSvSeverus.</w:t>
+            </w:r>
+          </w:p>
+        </w:tc>
+        <w:tc>
+          <w:tcPr>
+            <w:tcW w:type="dxa" w:w="2600"/>
+            <w:tcBorders>
+              <w:top w:val="single" w:color="BFBFBF" w:sz="4"/>
+              <w:left w:val="single" w:color="BFBFBF" w:sz="4"/>
+              <w:bottom w:val="single" w:color="BFBFBF" w:sz="4"/>
+              <w:right w:val="single" w:color="BFBFBF" w:sz="4"/>
+            </w:tcBorders>
+            <w:shd w:fill="F5F7FA" w:color="auto" w:val="clear"/>
+            <w:tcMar>
+              <w:top w:type="dxa" w:w="60"/>
+              <w:left w:type="dxa" w:w="100"/>
+              <w:bottom w:type="dxa" w:w="60"/>
+              <w:right w:type="dxa" w:w="100"/>
+            </w:tcMar>
+          </w:tcPr>
+          <w:p>
+            <w:pPr>
+              <w:spacing w:after="0" w:line="252"/>
+            </w:pPr>
+            <w:r>
+              <w:rPr>
+                <w:rFonts w:ascii="Arial" w:cs="Arial" w:eastAsia="Arial" w:hAnsi="Arial"/>
+                <w:b w:val="false"/>
+                <w:bCs w:val="false"/>
+                <w:sz w:val="17"/>
+                <w:szCs w:val="17"/>
+              </w:rPr>
+              <w:t xml:space="preserve">Dossiers AnnotSV, ANNOVAR et humandb montés automatiquement (sans doublons ni sous-dossiers), complétés par RCNS_BINDPATHS.</w:t>
+            </w:r>
+          </w:p>
+        </w:tc>
+        <w:tc>
+          <w:tcPr>
+            <w:tcW w:type="dxa" w:w="2038"/>
+            <w:tcBorders>
+              <w:top w:val="single" w:color="BFBFBF" w:sz="4"/>
+              <w:left w:val="single" w:color="BFBFBF" w:sz="4"/>
+              <w:bottom w:val="single" w:color="BFBFBF" w:sz="4"/>
+              <w:right w:val="single" w:color="BFBFBF" w:sz="4"/>
+            </w:tcBorders>
+            <w:shd w:fill="F5F7FA" w:color="auto" w:val="clear"/>
+            <w:tcMar>
+              <w:top w:type="dxa" w:w="60"/>
+              <w:left w:type="dxa" w:w="100"/>
+              <w:bottom w:type="dxa" w:w="60"/>
+              <w:right w:type="dxa" w:w="100"/>
+            </w:tcMar>
+          </w:tcPr>
+          <w:p>
+            <w:pPr>
+              <w:spacing w:after="0" w:line="252"/>
+            </w:pPr>
+            <w:r>
+              <w:rPr>
+                <w:rFonts w:ascii="Arial" w:cs="Arial" w:eastAsia="Arial" w:hAnsi="Arial"/>
+                <w:b w:val="false"/>
+                <w:bCs w:val="false"/>
+                <w:sz w:val="17"/>
+                <w:szCs w:val="17"/>
+              </w:rPr>
+              <w:t xml:space="preserve">Options Docker vérifiées avec Nextflow 26.04.6 : -v pour chaque dossier.</w:t>
+            </w:r>
+          </w:p>
+        </w:tc>
+      </w:tr>
+      <w:tr>
+        <w:trPr>
+          <w:cantSplit/>
+        </w:trPr>
+        <w:tc>
+          <w:tcPr>
+            <w:tcW w:type="dxa" w:w="2300"/>
+            <w:tcBorders>
+              <w:top w:val="single" w:color="BFBFBF" w:sz="4"/>
+              <w:left w:val="single" w:color="BFBFBF" w:sz="4"/>
+              <w:bottom w:val="single" w:color="BFBFBF" w:sz="4"/>
+              <w:right w:val="single" w:color="BFBFBF" w:sz="4"/>
+            </w:tcBorders>
+            <w:tcMar>
+              <w:top w:type="dxa" w:w="60"/>
+              <w:left w:type="dxa" w:w="100"/>
+              <w:bottom w:type="dxa" w:w="60"/>
+              <w:right w:type="dxa" w:w="100"/>
+            </w:tcMar>
+          </w:tcPr>
+          <w:p>
+            <w:pPr>
+              <w:spacing w:after="0" w:line="252"/>
+            </w:pPr>
+            <w:r>
+              <w:rPr>
+                <w:rFonts w:ascii="Consolas" w:cs="Consolas" w:eastAsia="Consolas" w:hAnsi="Consolas"/>
+                <w:b w:val="false"/>
+                <w:bCs w:val="false"/>
+                <w:sz w:val="17"/>
+                <w:szCs w:val="17"/>
+              </w:rPr>
               <w:t xml:space="preserve">build_cohort.py, run_full_mnp_classification.sh</w:t>
             </w:r>
           </w:p>
@@ -15389,7 +15525,6 @@
               <w:bottom w:val="single" w:color="BFBFBF" w:sz="4"/>
               <w:right w:val="single" w:color="BFBFBF" w:sz="4"/>
             </w:tcBorders>
-            <w:shd w:fill="F5F7FA" w:color="auto" w:val="clear"/>
             <w:tcMar>
               <w:top w:type="dxa" w:w="60"/>
               <w:left w:type="dxa" w:w="100"/>
@@ -15422,7 +15557,6 @@
               <w:bottom w:val="single" w:color="BFBFBF" w:sz="4"/>
               <w:right w:val="single" w:color="BFBFBF" w:sz="4"/>
             </w:tcBorders>
-            <w:shd w:fill="F5F7FA" w:color="auto" w:val="clear"/>
             <w:tcMar>
               <w:top w:type="dxa" w:w="60"/>
               <w:left w:type="dxa" w:w="100"/>
@@ -15455,7 +15589,6 @@
               <w:bottom w:val="single" w:color="BFBFBF" w:sz="4"/>
               <w:right w:val="single" w:color="BFBFBF" w:sz="4"/>
             </w:tcBorders>
-            <w:shd w:fill="F5F7FA" w:color="auto" w:val="clear"/>
             <w:tcMar>
               <w:top w:type="dxa" w:w="60"/>
               <w:left w:type="dxa" w:w="100"/>

--- a/trunk/docs/NanoPoreSeq_rapport_FR.docx
+++ b/trunk/docs/NanoPoreSeq_rapport_FR.docx
@@ -15512,6 +15512,140 @@
                 <w:sz w:val="17"/>
                 <w:szCs w:val="17"/>
               </w:rPr>
+              <w:t xml:space="preserve">rapidcns2_gui_en.py</w:t>
+            </w:r>
+          </w:p>
+        </w:tc>
+        <w:tc>
+          <w:tcPr>
+            <w:tcW w:type="dxa" w:w="2700"/>
+            <w:tcBorders>
+              <w:top w:val="single" w:color="BFBFBF" w:sz="4"/>
+              <w:left w:val="single" w:color="BFBFBF" w:sz="4"/>
+              <w:bottom w:val="single" w:color="BFBFBF" w:sz="4"/>
+              <w:right w:val="single" w:color="BFBFBF" w:sz="4"/>
+            </w:tcBorders>
+            <w:tcMar>
+              <w:top w:type="dxa" w:w="60"/>
+              <w:left w:type="dxa" w:w="100"/>
+              <w:bottom w:type="dxa" w:w="60"/>
+              <w:right w:type="dxa" w:w="100"/>
+            </w:tcMar>
+          </w:tcPr>
+          <w:p>
+            <w:pPr>
+              <w:spacing w:after="0" w:line="252"/>
+            </w:pPr>
+            <w:r>
+              <w:rPr>
+                <w:rFonts w:ascii="Arial" w:cs="Arial" w:eastAsia="Arial" w:hAnsi="Arial"/>
+                <w:b w:val="false"/>
+                <w:bCs w:val="false"/>
+                <w:sz w:val="17"/>
+                <w:szCs w:val="17"/>
+              </w:rPr>
+              <w:t xml:space="preserve">Sur BAM simulé, Severus et Sniffles ne trouvent aucun variant de structure : AnnotSV sort sans écrire sa table et Nextflow arrête tout le pipeline (« Missing output file »). Il fallait écrire un custom.config à la main.</w:t>
+            </w:r>
+          </w:p>
+        </w:tc>
+        <w:tc>
+          <w:tcPr>
+            <w:tcW w:type="dxa" w:w="2600"/>
+            <w:tcBorders>
+              <w:top w:val="single" w:color="BFBFBF" w:sz="4"/>
+              <w:left w:val="single" w:color="BFBFBF" w:sz="4"/>
+              <w:bottom w:val="single" w:color="BFBFBF" w:sz="4"/>
+              <w:right w:val="single" w:color="BFBFBF" w:sz="4"/>
+            </w:tcBorders>
+            <w:tcMar>
+              <w:top w:type="dxa" w:w="60"/>
+              <w:left w:type="dxa" w:w="100"/>
+              <w:bottom w:type="dxa" w:w="60"/>
+              <w:right w:type="dxa" w:w="100"/>
+            </w:tcMar>
+          </w:tcPr>
+          <w:p>
+            <w:pPr>
+              <w:spacing w:after="0" w:line="252"/>
+            </w:pPr>
+            <w:r>
+              <w:rPr>
+                <w:rFonts w:ascii="Arial" w:cs="Arial" w:eastAsia="Arial" w:hAnsi="Arial"/>
+                <w:b w:val="false"/>
+                <w:bCs w:val="false"/>
+                <w:sz w:val="17"/>
+                <w:szCs w:val="17"/>
+              </w:rPr>
+              <w:t xml:space="preserve">Case « Simulated BAM », cochée d'office si l'en-tête du BAM contient « SIMULATED DATA » ; elle écrit et ajoute .rapidcns2_simulated.config (AnnotSV et SAVANA CNA ignorés, sorties non utilisées par le rapport ou avec repli).</w:t>
+            </w:r>
+          </w:p>
+        </w:tc>
+        <w:tc>
+          <w:tcPr>
+            <w:tcW w:type="dxa" w:w="2038"/>
+            <w:tcBorders>
+              <w:top w:val="single" w:color="BFBFBF" w:sz="4"/>
+              <w:left w:val="single" w:color="BFBFBF" w:sz="4"/>
+              <w:bottom w:val="single" w:color="BFBFBF" w:sz="4"/>
+              <w:right w:val="single" w:color="BFBFBF" w:sz="4"/>
+            </w:tcBorders>
+            <w:tcMar>
+              <w:top w:type="dxa" w:w="60"/>
+              <w:left w:type="dxa" w:w="100"/>
+              <w:bottom w:type="dxa" w:w="60"/>
+              <w:right w:type="dxa" w:w="100"/>
+            </w:tcMar>
+          </w:tcPr>
+          <w:p>
+            <w:pPr>
+              <w:spacing w:after="0" w:line="252"/>
+            </w:pPr>
+            <w:r>
+              <w:rPr>
+                <w:rFonts w:ascii="Arial" w:cs="Arial" w:eastAsia="Arial" w:hAnsi="Arial"/>
+                <w:b w:val="false"/>
+                <w:bCs w:val="false"/>
+                <w:sz w:val="17"/>
+                <w:szCs w:val="17"/>
+              </w:rPr>
+              <w:t xml:space="preserve">Détection testée (BAM simulé, BAM ordinaire, fichier absent) ; règle vérifiée avec Nextflow 26.04.6 sur annotSvSeverus, annotSvSniffles et savanaCna.</w:t>
+            </w:r>
+          </w:p>
+        </w:tc>
+      </w:tr>
+      <w:tr>
+        <w:trPr>
+          <w:cantSplit/>
+        </w:trPr>
+        <w:tc>
+          <w:tcPr>
+            <w:tcW w:type="dxa" w:w="2300"/>
+            <w:tcBorders>
+              <w:top w:val="single" w:color="BFBFBF" w:sz="4"/>
+              <w:left w:val="single" w:color="BFBFBF" w:sz="4"/>
+              <w:bottom w:val="single" w:color="BFBFBF" w:sz="4"/>
+              <w:right w:val="single" w:color="BFBFBF" w:sz="4"/>
+            </w:tcBorders>
+            <w:shd w:fill="F5F7FA" w:color="auto" w:val="clear"/>
+            <w:tcMar>
+              <w:top w:type="dxa" w:w="60"/>
+              <w:left w:type="dxa" w:w="100"/>
+              <w:bottom w:type="dxa" w:w="60"/>
+              <w:right w:type="dxa" w:w="100"/>
+            </w:tcMar>
+          </w:tcPr>
+          <w:p>
+            <w:pPr>
+              <w:spacing w:after="0" w:line="252"/>
+            </w:pPr>
+            <w:r>
+              <w:rPr>
+                <w:rFonts w:ascii="Consolas" w:cs="Consolas" w:eastAsia="Consolas" w:hAnsi="Consolas"/>
+                <w:b w:val="false"/>
+                <w:bCs w:val="false"/>
+                <w:sz w:val="17"/>
+                <w:szCs w:val="17"/>
+              </w:rPr>
               <w:t xml:space="preserve">build_cohort.py, run_full_mnp_classification.sh</w:t>
             </w:r>
           </w:p>
@@ -15525,6 +15659,7 @@
               <w:bottom w:val="single" w:color="BFBFBF" w:sz="4"/>
               <w:right w:val="single" w:color="BFBFBF" w:sz="4"/>
             </w:tcBorders>
+            <w:shd w:fill="F5F7FA" w:color="auto" w:val="clear"/>
             <w:tcMar>
               <w:top w:type="dxa" w:w="60"/>
               <w:left w:type="dxa" w:w="100"/>
@@ -15557,6 +15692,7 @@
               <w:bottom w:val="single" w:color="BFBFBF" w:sz="4"/>
               <w:right w:val="single" w:color="BFBFBF" w:sz="4"/>
             </w:tcBorders>
+            <w:shd w:fill="F5F7FA" w:color="auto" w:val="clear"/>
             <w:tcMar>
               <w:top w:type="dxa" w:w="60"/>
               <w:left w:type="dxa" w:w="100"/>
@@ -15589,6 +15725,7 @@
               <w:bottom w:val="single" w:color="BFBFBF" w:sz="4"/>
               <w:right w:val="single" w:color="BFBFBF" w:sz="4"/>
             </w:tcBorders>
+            <w:shd w:fill="F5F7FA" w:color="auto" w:val="clear"/>
             <w:tcMar>
               <w:top w:type="dxa" w:w="60"/>
               <w:left w:type="dxa" w:w="100"/>
